--- a/files/제161편 로단과의 계속되는 토론.docx
+++ b/files/제161편 로단과의 계속되는 토론.docx
@@ -1905,6 +1905,20 @@
           <w:szCs w:val="22"/>
         </w:rPr>
         <w:t xml:space="preserve">두 사도는 그가 단순한 인간이라면 제정신으로 죄를 용서한다고 말하지 않을 것이라 보았습니다. 그는 자신이 주장하는 그대로의 존재이거나, 아니면 세상에 없던 가장 큰 위선자일 것인데, 그들은 전자를 확신했습니다(161:2.4). 그 확신의 마지막 말은 이것입니다. 우리는 그가 인간임을 알고, 그가 신성하다는 것도 거의 같은 확신으로 믿는다는 것입니다(161:2.10).</w:t>
+      </w:r>
+    </w:p>
+    <w:p>
+      <w:pPr>
+        <w:spacing w:after="0" w:before="130" w:beforeLines="50" w:line="240" w:lineRule="auto"/>
+        <w:jc w:val="both"/>
+      </w:pPr>
+      <w:r>
+        <w:rPr>
+          <w:rFonts w:ascii="함초롬바탕" w:cs="함초롬바탕" w:eastAsia="함초롬바탕" w:hAnsi="함초롬바탕"/>
+          <w:sz w:val="22"/>
+          <w:szCs w:val="22"/>
+        </w:rPr>
+        <w:t xml:space="preserve">두 사도가 가장 먼저 꼽은 것은 뜻밖에도 우정이었습니다. 그는 아첨하지 않으면서 모두를 동등하게 친절히 대했고, 꾸짖기를 주저하지 않았지만 참으로 사랑한다는 것이 분명했습니다. 그를 더 잘 알수록 더 사랑하게 된다고 그들은 말합니다(161:2.3). 또 그의 동정심은 육체적 고통과 정신적 고뇌, 영적 슬픔에 똑같이 반응했고, 그는 정보를 얻으려고가 아니라 사람의 속마음을 끌어내려고 질문했습니다(161:2.5, 2.7).</w:t>
       </w:r>
     </w:p>
     <w:p>
